--- a/docs/log-analyzer-guide.docx
+++ b/docs/log-analyzer-guide.docx
@@ -32,6 +32,12 @@
       </w:r>
     </w:p>
     <w:p>
+      <w:pPr/>
+      <w:r>
+        <w:t>🧭 跨工具導覽：右上角「🧭」按鈕可快速切換至其餘 5 個工具（總覽首頁、交換器解析、交換器產生器、防火牆分析、設定去識別化），無需返回首頁重新選擇。</w:t>
+      </w:r>
+    </w:p>
+    <w:p>
       <w:r>
         <w:t>全程僅在瀏覽器本機執行，不會將任何資料上傳或連網查詢；單一 HTML 檔案，無需安裝。</w:t>
       </w:r>
@@ -54,7 +60,7 @@
     </w:p>
     <w:p>
       <w:r>
-        <w:t>主要 Log 匯入支援以下格式，逐行自動偵測，無需手動指定：</w:t>
+        <w:t>主要 Log 匯入支援以下格式，逐行（或整份文字/檔案層級，如 JSON 與 Windows Event Log）自動偵測，無需手動指定：</w:t>
       </w:r>
     </w:p>
     <w:tbl>
@@ -213,7 +219,17 @@
         </w:tc>
       </w:tr>
     </w:tbl>
-    <w:p/>
+    <w:p>
+      <w:r>
+        <w:t>CEF、LEEF、標準 Syslog（RFC3164/RFC5424）、FortiGate 原生 key=value log（免 syslog 外殼）、Cisco ASA %ASA-X-XXXXXX、JSON/NDJSON，以及 Windows Event Log（wevtutil qe /f:xml 或 PowerShell Get-WinEvent 匯出的 XML，2026-08-24 新增；不支援二進位 .evtx）。</w:t>
+      </w:r>
+    </w:p>
+    <w:p>
+      <w:pPr/>
+      <w:r>
+        <w:t>威脅情資清單另新增 IP→ASN 資料庫解析與查詢（2026-08-23 新增，支援 IPtoASN.com／DB-IP IP to ASN Lite／IPinfo.io 三個免費來源格式），可將 ASN 型情資（如 Spamhaus ASN-DROP）轉換為 IP/CIDR 索引；此功能目前僅提供解析與查詢函式，尚未接線成上傳 UI 或風險比對流程，暫無法透過介面直接使用。</w:t>
+      </w:r>
+    </w:p>
     <w:p>
       <w:r>
         <w:t>威脅情資清單另外支援純文字（每行一筆，含 # / ; 註解）、CSV（依表頭欄位名稱抓取 IP/CIDR 欄位）、JSON/NDJSON（如 Spamhaus DROP 系列匯出格式）三種格式匯入。</w:t>
@@ -644,7 +660,53 @@
         </w:tc>
       </w:tr>
     </w:tbl>
-    <w:p/>
+    <w:p>
+      <w:r>
+        <w:t>① 匯入 Log：貼上文字、上傳檔案，或直接拖放檔案至頁面。</w:t>
+      </w:r>
+    </w:p>
+    <w:p>
+      <w:pPr/>
+      <w:r>
+        <w:t>② 事件清單：依嚴重程度排序顯示所有已解析事件，可依主機/內容搜尋，並顯示事件時間分布圖。</w:t>
+      </w:r>
+    </w:p>
+    <w:p>
+      <w:pPr/>
+      <w:r>
+        <w:t>③ 問題清單：依關鍵字分類（驗證失敗、遭拒/阻擋、攻擊、掃描/洪水、超過門檻等）與頻率/流量異常偵測，列出疑似問題，並嘗試關聯出多階段攻擊鏈。</w:t>
+      </w:r>
+    </w:p>
+    <w:p>
+      <w:pPr/>
+      <w:r>
+        <w:t>④ 威脅情資本機比對清單：上傳 IP/CIDR 黑名單，命中會標記為「已確認」的高風險問題；僅本機比對，不主動連網查詢。</w:t>
+      </w:r>
+    </w:p>
+    <w:p>
+      <w:pPr/>
+      <w:r>
+        <w:t>⑤ 已知安全清單（白名單）：上傳已知合法 IP/CIDR 清單，命中時排除誤報。</w:t>
+      </w:r>
+    </w:p>
+    <w:p>
+      <w:pPr/>
+      <w:r>
+        <w:t>⑥ GeoIP 位置資料庫比對：上傳 CIDR→國家對照表（純文字/CSV 或 v2fly/Xray geoip.dat），搭配高風險國家標記使用。</w:t>
+      </w:r>
+    </w:p>
+    <w:p>
+      <w:pPr/>
+      <w:r>
+        <w:t>⑦ 如何取得外部情資：列出常見公開威脅情資來源的用途說明與取得方式。</w:t>
+      </w:r>
+    </w:p>
+    <w:p>
+      <w:pPr/>
+      <w:r>
+        <w:t>⑧ 去識別化：將事件中的敏感欄位替換為假值，供對外分享使用（詳見下方「去識別化注意事項」）。</w:t>
+      </w:r>
+    </w:p>
     <w:p>
       <w:r>
         <w:t>此外提供表格排序、搜尋框、拖放匯入、以及 localStorage 記住常用設定（頻率/門檻/可選顯示欄位）等輔助功能，重新整理頁面後設定值會自動保留。</w:t>
@@ -660,12 +722,12 @@
     </w:p>
     <w:p>
       <w:r>
-        <w:t>情資比對必須在去識別化「之前」的原始事件上執行，否則比對到的會是替換後的假 IP，無法命中真實情資清單。請先完成問題分析與情資比對（步驟③④），再執行去識別化（步驟⑥）。</w:t>
+        <w:t>情資比對必須在去識別化「之前」的原始事件上執行，否則比對到的會是替換後的假 IP，無法命中真實情資清單。請先完成問題分析與情資比對（步驟③④），再執行去識別化（步驟⑧）。</w:t>
       </w:r>
     </w:p>
     <w:p>
       <w:r>
-        <w:t>去識別化涵蓋 CEF/LEEF/JSON/Syslog(RFC3164/RFC5424) 四種格式各自的敏感欄位（IP、主機名稱、使用者名稱），IP 一律替換為 RFC5737 文件用網段（192.0.2.0/24、198.51.100.0/24、203.0.113.0/24）內的假值，同一原始值在同一次分析中會一致映射為同一假值。去識別化後建議用畫面上的殘留檢查再次確認無明碼資訊殘留。</w:t>
+        <w:t>去識別化涵蓋 CEF/LEEF/JSON/Syslog(RFC3164/RFC5424)/ASA/Windows Event Log 六種格式各自的敏感欄位（IP、主機名稱、使用者名稱），IP 一律替換為 RFC5737 文件用網段（192.0.2.0/24、198.51.100.0/24、203.0.113.0/24）內的假值，同一原始值在同一次分析中會一致映射為同一假值。去識別化後建議用畫面上的殘留檢查再次確認無明碼資訊殘留。</w:t>
       </w:r>
     </w:p>
     <w:p>
@@ -678,7 +740,7 @@
     </w:p>
     <w:p>
       <w:r>
-        <w:t>本工具共支援 11 種語言（zhTW／en／ja／tlh／pirate／emoji／bureau／cat／bean／alpaca／yanse），語言按鈕預設僅顯示繁中／英文／日文三種，其餘 8 種為隱藏彩蛋語言，需連點語言列旁的專屬圖示 3 次解鎖；Klingon(tlh) 額外靠角落的迷你羊駝圖示連點 3 次解鎖。另有 leet／uwu 兩種演算法語言（即時字母置換，非儲存翻譯），任何語言按鈕列都會顯示，不需額外解鎖。</w:t>
+        <w:t>本工具共支援 12 種語言（zhTW／en／ja／tlh／pirate／emoji／bureau／cat／bean／alpaca／yanse／wuxia），語言按鈕預設僅顯示繁中／英文／日文三種，其餘 8 種為隱藏彩蛋語言，需連點語言列旁的專屬圖示 3 次解鎖；Klingon(tlh) 額外靠角落的迷你羊駝圖示連點 3 次解鎖。另有 leet／uwu 兩種演算法語言（即時字母置換，非儲存翻譯），任何語言按鈕列都會顯示，不需額外解鎖。</w:t>
       </w:r>
     </w:p>
     <w:sectPr>

--- a/docs/log-analyzer-guide.docx
+++ b/docs/log-analyzer-guide.docx
@@ -221,13 +221,13 @@
     </w:tbl>
     <w:p>
       <w:r>
-        <w:t>CEF、LEEF、標準 Syslog（RFC3164/RFC5424）、FortiGate 原生 key=value log（免 syslog 外殼）、Cisco ASA %ASA-X-XXXXXX、JSON/NDJSON，以及 Windows Event Log（wevtutil qe /f:xml 或 PowerShell Get-WinEvent 匯出的 XML，2026-08-24 新增；不支援二進位 .evtx）。</w:t>
+        <w:t>CEF、LEEF、標準 Syslog（RFC3164/RFC5424）、FortiGate 原生 key=value log（免 syslog 外殼）、Cisco ASA %ASA-X-XXXXXX、JSON/NDJSON，以及 Windows Event Log（wevtutil qe /f:xml 或 PowerShell Get-WinEvent 匯出的 XML，2026-08-24 新增；不支援二進位 .evtx）。 Windows Event Log 解析亦涵蓋 Sysmon（Microsoft-Windows-Sysmon 頻道）的基本事件。</w:t>
       </w:r>
     </w:p>
     <w:p>
       <w:pPr/>
       <w:r>
-        <w:t>威脅情資清單另新增 IP→ASN 資料庫解析與查詢（2026-08-23 新增，支援 IPtoASN.com／DB-IP IP to ASN Lite／IPinfo.io 三個免費來源格式），可將 ASN 型情資（如 Spamhaus ASN-DROP）轉換為 IP/CIDR 索引；此功能目前僅提供解析與查詢函式，尚未接線成上傳 UI 或風險比對流程，暫無法透過介面直接使用。</w:t>
+        <w:t>威脅情資清單另提供 IP→ASN 資料庫解析與查詢（支援 IPtoASN.com／DB-IP IP to ASN Lite／IPinfo.io 三個免費來源格式），並可另外匯入風險 ASN 清單（含 Spamhaus ASN-DROP JSON Lines 格式）進行 ASN 層級風險比對，命中會標記為已確認的高風險問題；仍需先上傳至少一份 IP→ASN 對照資料庫才能實際比對事件 IP。</w:t>
       </w:r>
     </w:p>
     <w:p>
@@ -240,7 +240,7 @@
         <w:rPr>
           <w:i/>
         </w:rPr>
-        <w:t>已知限制：CEF 包在 Syslog 信封裡的巢狀格式（單行同時疊加兩種語法）僅剝除最外層 PRI，不解析信封其餘欄位；廠牌專屬 Log 語法（如 FortiGate 原生 traffic log、Cisco ASA %ASA-X-XXXXXX 訊息 ID）不支援；Spamhaus ASN-DROP 這類無 IP 欄位、以 ASN 為主鍵的情資清單不支援比對。</w:t>
+        <w:t>已知限制：CEF 包在 Syslog 信封裡的巢狀格式（單行同時疊加兩種語法）僅剝除最外層 PRI，不解析信封其餘欄位；廠牌專屬 Log 語法（如 FortiGate 原生 traffic log、Cisco ASA %ASA-X-XXXXXX 訊息 ID）不支援。</w:t>
       </w:r>
     </w:p>
     <w:p>
@@ -674,7 +674,7 @@
     <w:p>
       <w:pPr/>
       <w:r>
-        <w:t>③ 問題清單：依關鍵字分類（驗證失敗、遭拒/阻擋、攻擊、掃描/洪水、超過門檻等）與頻率/流量異常偵測，列出疑似問題，並嘗試關聯出多階段攻擊鏈。</w:t>
+        <w:t>③ 問題清單：依關鍵字分類（驗證失敗、遭拒/阻擋、攻擊、掃描/洪水、超過門檻等）與頻率/流量異常偵測，列出疑似問題，並嘗試關聯出多階段攻擊鏈。對於已有業界established對應的分類另會標註 MITRE ATT&amp;CK 技術編號。部分偵測（如處理程序建立 4688／Sysmon EventID 1 關鍵字監控）預設關閉，需自行輸入可疑關鍵字清單才會啟用，避免例行事件洗版問題清單。</w:t>
       </w:r>
     </w:p>
     <w:p>
@@ -704,7 +704,7 @@
     <w:p>
       <w:pPr/>
       <w:r>
-        <w:t>⑧ 去識別化：將事件中的敏感欄位替換為假值，供對外分享使用（詳見下方「去識別化注意事項」）。</w:t>
+        <w:t>⑧ 去識別化：將事件中的敏感欄位替換為假值，供對外分享使用（詳見下方「去識別化注意事項」）。可匯入/匯出去識別化對照表（.json），與防火牆/交換器設定去識別化工具共用同一組假 IP/主機名/帳號映射，確保同一批設備的 log 與設定檔去識別化結果一致。</w:t>
       </w:r>
     </w:p>
     <w:p>

--- a/docs/log-analyzer-guide.docx
+++ b/docs/log-analyzer-guide.docx
@@ -674,7 +674,7 @@
     <w:p>
       <w:pPr/>
       <w:r>
-        <w:t>③ 問題清單：依關鍵字分類（驗證失敗、遭拒/阻擋、攻擊、掃描/洪水、超過門檻等）與頻率/流量異常偵測，列出疑似問題，並嘗試關聯出多階段攻擊鏈。對於已有業界established對應的分類另會標註 MITRE ATT&amp;CK 技術編號。部分偵測（如處理程序建立 4688／Sysmon EventID 1 關鍵字監控）預設關閉，需自行輸入可疑關鍵字清單才會啟用，避免例行事件洗版問題清單。</w:t>
+        <w:t>③ 問題清單：依關鍵字分類（驗證失敗、遭拒/阻擋、攻擊、掃描/洪水、超過門檻等）與頻率/流量異常偵測，列出疑似問題，並嘗試關聯出多階段攻擊鏈。對於已有業界established對應的分類另會標註 MITRE ATT&amp;CK 技術編號（此標註亦已同步顯示於匯出的 HTML 報表與 CSV）。部分偵測（如處理程序建立 4688／Sysmon EventID 1 處理程序建立／Sysmon EventID 7 模組載入關鍵字監控）預設關閉，需自行輸入可疑關鍵字清單才會啟用，避免例行事件洗版問題清單。</w:t>
       </w:r>
     </w:p>
     <w:p>
